--- a/SMART_CITY_2030_Article_Nagpur_HVI.docx
+++ b/SMART_CITY_2030_Article_Nagpur_HVI.docx
@@ -1,6 +1,6 @@
 
 <file path=word/document.xml><?xml version="1.0" encoding="utf-8"?>
-<w:document xmlns:wpc="http://schemas.microsoft.com/office/word/2010/wordprocessingCanvas" xmlns:cx="http://schemas.microsoft.com/office/drawing/2014/chartex" xmlns:cx1="http://schemas.microsoft.com/office/drawing/2015/9/8/chartex" xmlns:cx2="http://schemas.microsoft.com/office/drawing/2015/10/21/chartex" xmlns:cx3="http://schemas.microsoft.com/office/drawing/2016/5/9/chartex" xmlns:cx4="http://schemas.microsoft.com/office/drawing/2016/5/10/chartex" xmlns:cx5="http://schemas.microsoft.com/office/drawing/2016/5/11/chartex" xmlns:cx6="http://schemas.microsoft.com/office/drawing/2016/5/12/chartex" xmlns:cx7="http://schemas.microsoft.com/office/drawing/2016/5/13/chartex" xmlns:cx8="http://schemas.microsoft.com/office/drawing/2016/5/14/chartex" xmlns:mc="http://schemas.openxmlformats.org/markup-compatibility/2006" xmlns:aink="http://schemas.microsoft.com/office/drawing/2016/ink" xmlns:am3d="http://schemas.microsoft.com/office/drawing/2017/model3d" xmlns:o="urn:schemas-microsoft-com:office:office" xmlns:oel="http://schemas.microsoft.com/office/2019/extlst" xmlns:r="http://schemas.openxmlformats.org/officeDocument/2006/relationships" xmlns:m="http://schemas.openxmlformats.org/officeDocument/2006/math" xmlns:v="urn:schemas-microsoft-com:vml" xmlns:wp14="http://schemas.microsoft.com/office/word/2010/wordprocessingDrawing" xmlns:wp="http://schemas.openxmlformats.org/drawingml/2006/wordprocessingDrawing" xmlns:w10="urn:schemas-microsoft-com:office:word" xmlns:w="http://schemas.openxmlformats.org/wordprocessingml/2006/main" xmlns:w14="http://schemas.microsoft.com/office/word/2010/wordml" xmlns:w15="http://schemas.microsoft.com/office/word/2012/wordml" xmlns:w16cex="http://schemas.microsoft.com/office/word/2018/wordml/cex" xmlns:w16cid="http://schemas.microsoft.com/office/word/2016/wordml/cid" xmlns:w16="http://schemas.microsoft.com/office/word/2018/wordml" xmlns:w16du="http://schemas.microsoft.com/office/word/2023/wordml/word16du" xmlns:w16sdtdh="http://schemas.microsoft.com/office/word/2020/wordml/sdtdatahash" xmlns:w16sdtfl="http://schemas.microsoft.com/office/word/2024/wordml/sdtformatlock" xmlns:w16se="http://schemas.microsoft.com/office/word/2015/wordml/symex" xmlns:wpg="http://schemas.microsoft.com/office/word/2010/wordprocessingGroup" xmlns:wpi="http://schemas.microsoft.com/office/word/2010/wordprocessingInk" xmlns:wne="http://schemas.microsoft.com/office/word/2006/wordml" xmlns:wps="http://schemas.microsoft.com/office/word/2010/wordprocessingShape" mc:Ignorable="w14 w15 w16se w16cid w16 w16cex w16sdtdh w16sdtfl w16du wp14">
+<w:document xmlns:wpc="http://schemas.microsoft.com/office/word/2010/wordprocessingCanvas" xmlns:cx="http://schemas.microsoft.com/office/drawing/2014/chartex" xmlns:cx1="http://schemas.microsoft.com/office/drawing/2015/9/8/chartex" xmlns:cx2="http://schemas.microsoft.com/office/drawing/2015/10/21/chartex" xmlns:cx3="http://schemas.microsoft.com/office/drawing/2016/5/9/chartex" xmlns:cx4="http://schemas.microsoft.com/office/drawing/2016/5/10/chartex" xmlns:cx5="http://schemas.microsoft.com/office/drawing/2016/5/11/chartex" xmlns:cx6="http://schemas.microsoft.com/office/drawing/2016/5/12/chartex" xmlns:cx7="http://schemas.microsoft.com/office/drawing/2016/5/13/chartex" xmlns:cx8="http://schemas.microsoft.com/office/drawing/2016/5/14/chartex" xmlns:mc="http://schemas.openxmlformats.org/markup-compatibility/2006" xmlns:aink="http://schemas.microsoft.com/office/drawing/2016/ink" xmlns:am3d="http://schemas.microsoft.com/office/drawing/2017/model3d" xmlns:o="urn:schemas-microsoft-com:office:office" xmlns:oel="http://schemas.microsoft.com/office/2019/extlst" xmlns:r="http://schemas.openxmlformats.org/officeDocument/2006/relationships" xmlns:m="http://schemas.openxmlformats.org/officeDocument/2006/math" xmlns:v="urn:schemas-microsoft-com:vml" xmlns:wp14="http://schemas.microsoft.com/office/word/2010/wordprocessingDrawing" xmlns:wp="http://schemas.openxmlformats.org/drawingml/2006/wordprocessingDrawing" xmlns:w10="urn:schemas-microsoft-com:office:word" xmlns:w="http://schemas.openxmlformats.org/wordprocessingml/2006/main" xmlns:w14="http://schemas.microsoft.com/office/word/2010/wordml" xmlns:w15="http://schemas.microsoft.com/office/word/2012/wordml" xmlns:w16cex="http://schemas.microsoft.com/office/word/2018/wordml/cex" xmlns:w16cid="http://schemas.microsoft.com/office/word/2016/wordml/cid" xmlns:w16="http://schemas.microsoft.com/office/word/2018/wordml" xmlns:w16du="http://schemas.microsoft.com/office/word/2023/wordml/word16du" xmlns:w16sdtdh="http://schemas.microsoft.com/office/word/2020/wordml/sdtdatahash" xmlns:w16sdtfl="http://schemas.microsoft.com/office/word/2024/wordml/sdtformatlock" xmlns:w16se="http://schemas.microsoft.com/office/word/2015/wordml/symex" xmlns:wpg="http://schemas.microsoft.com/office/word/2010/wordprocessingGroup" xmlns:wpi="http://schemas.microsoft.com/office/word/2010/wordprocessingInk" xmlns:wne="http://schemas.microsoft.com/office/word/2006/wordml" xmlns:wps="http://schemas.microsoft.com/office/word/2010/wordprocessingShape" xmlns:a="http://schemas.openxmlformats.org/drawingml/2006/main" xmlns:pic="http://schemas.openxmlformats.org/drawingml/2006/picture" xmlns:a14="http://schemas.microsoft.com/office/drawing/2010/main" mc:Ignorable="w14 w15 w16se w16cid w16 w16cex w16sdtdh w16sdtfl w16du wp14">
   <w:body>
     <w:p>
       <w:pPr>
@@ -228,11 +228,11 @@
           </mc:Choice>
           <mc:Fallback>
             <w:pict>
-              <v:shapetype w14:anchorId="4C947A20" id="_x0000_t202" coordsize="21600,21600" o:spt="202" path="m,l,21600r21600,l21600,xe">
+              <v:shapetype id="_x0000_t202" coordsize="21600,21600" o:spt="202" path="m,l,21600r21600,l21600,xe" w14:anchorId="4C947A20">
                 <v:stroke joinstyle="miter"/>
                 <v:path gradientshapeok="t" o:connecttype="rect"/>
               </v:shapetype>
-              <v:shape id="Надпись 8" o:spid="_x0000_s1026" type="#_x0000_t202" style="width:363.55pt;height:48pt;visibility:visible;mso-wrap-style:square;mso-left-percent:-10001;mso-top-percent:-10001;mso-position-horizontal:absolute;mso-position-horizontal-relative:char;mso-position-vertical:absolute;mso-position-vertical-relative:line;mso-left-percent:-10001;mso-top-percent:-10001;v-text-anchor:top" o:gfxdata="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" fillcolor="#d9d9d8" stroked="f">
+              <v:shape id="Надпись 8" style="width:363.55pt;height:48pt;visibility:visible;mso-wrap-style:square;mso-left-percent:-10001;mso-top-percent:-10001;mso-position-horizontal:absolute;mso-position-horizontal-relative:char;mso-position-vertical:absolute;mso-position-vertical-relative:line;mso-left-percent:-10001;mso-top-percent:-10001;v-text-anchor:top" o:spid="_x0000_s1026" fillcolor="#d9d9d8" stroked="f" type="#_x0000_t202" o:gfxdata="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">
                 <v:textbox inset="0,0,0,0">
                   <w:txbxContent>
                     <w:p>
@@ -291,15 +291,16 @@
           <w:tcPr>
             <w:tcW w:w="9639" w:type="dxa"/>
             <w:tcBorders>
-              <w:top w:val="single" w:sz="8" w:space="0" w:color="231F20"/>
-              <w:bottom w:val="single" w:sz="4" w:space="0" w:color="231F20"/>
+              <w:top w:val="single" w:color="231F20" w:sz="8" w:space="0"/>
+              <w:bottom w:val="single" w:color="231F20" w:sz="4" w:space="0"/>
             </w:tcBorders>
+            <w:tcMar/>
           </w:tcPr>
           <w:p>
             <w:pPr>
               <w:spacing w:before="6"/>
               <w:rPr>
-                <w:rFonts w:ascii="Cambria" w:eastAsia="Times New Roman" w:hAnsi="Cambria" w:cs="Cambria"/>
+                <w:rFonts w:ascii="Cambria" w:hAnsi="Cambria" w:eastAsia="Times New Roman" w:cs="Cambria"/>
                 <w:sz w:val="26"/>
                 <w:lang w:val="en-US" w:eastAsia="en-US"/>
               </w:rPr>
@@ -309,7 +310,7 @@
             <w:pPr>
               <w:ind w:left="56"/>
               <w:rPr>
-                <w:rFonts w:ascii="Cambria" w:eastAsia="Times New Roman" w:hAnsi="Cambria" w:cs="Cambria"/>
+                <w:rFonts w:ascii="Cambria" w:hAnsi="Cambria" w:eastAsia="Times New Roman" w:cs="Cambria"/>
                 <w:b/>
                 <w:sz w:val="24"/>
                 <w:szCs w:val="24"/>
@@ -318,7 +319,7 @@
             </w:pPr>
             <w:r>
               <w:rPr>
-                <w:rFonts w:ascii="Cambria" w:eastAsia="Times New Roman" w:hAnsi="Cambria" w:cs="Cambria"/>
+                <w:rFonts w:ascii="Cambria" w:hAnsi="Cambria" w:eastAsia="Times New Roman" w:cs="Cambria"/>
                 <w:b/>
                 <w:bCs/>
                 <w:spacing w:val="-2"/>
@@ -330,7 +331,7 @@
             </w:r>
             <w:r>
               <w:rPr>
-                <w:rFonts w:ascii="Cambria" w:eastAsia="Times New Roman" w:hAnsi="Cambria" w:cs="Cambria"/>
+                <w:rFonts w:ascii="Cambria" w:hAnsi="Cambria" w:eastAsia="Times New Roman" w:cs="Cambria"/>
                 <w:b/>
                 <w:bCs/>
                 <w:spacing w:val="-2"/>
@@ -342,7 +343,7 @@
             </w:r>
             <w:r>
               <w:rPr>
-                <w:rFonts w:ascii="Cambria" w:eastAsia="Times New Roman" w:hAnsi="Cambria" w:cs="Cambria"/>
+                <w:rFonts w:ascii="Cambria" w:hAnsi="Cambria" w:eastAsia="Times New Roman" w:cs="Cambria"/>
                 <w:b/>
                 <w:bCs/>
                 <w:spacing w:val="-2"/>
@@ -354,7 +355,7 @@
             </w:r>
             <w:r>
               <w:rPr>
-                <w:rFonts w:ascii="Cambria" w:eastAsia="Times New Roman" w:hAnsi="Cambria" w:cs="Cambria"/>
+                <w:rFonts w:ascii="Cambria" w:hAnsi="Cambria" w:eastAsia="Times New Roman" w:cs="Cambria"/>
                 <w:b/>
                 <w:bCs/>
                 <w:spacing w:val="-2"/>
@@ -366,7 +367,7 @@
             </w:r>
             <w:r>
               <w:rPr>
-                <w:rFonts w:ascii="Cambria" w:eastAsia="Times New Roman" w:hAnsi="Cambria" w:cs="Cambria"/>
+                <w:rFonts w:ascii="Cambria" w:hAnsi="Cambria" w:eastAsia="Times New Roman" w:cs="Cambria"/>
                 <w:b/>
                 <w:bCs/>
                 <w:spacing w:val="-2"/>
@@ -381,7 +382,7 @@
             <w:pPr>
               <w:spacing w:before="5"/>
               <w:rPr>
-                <w:rFonts w:ascii="Cambria" w:eastAsia="Times New Roman" w:hAnsi="Cambria" w:cs="Cambria"/>
+                <w:rFonts w:ascii="Cambria" w:hAnsi="Cambria" w:eastAsia="Times New Roman" w:cs="Cambria"/>
                 <w:sz w:val="26"/>
                 <w:lang w:val="en-US" w:eastAsia="en-US"/>
               </w:rPr>
@@ -407,60 +408,59 @@
             <w:r>
               <w:rPr>
                 <w:rFonts w:ascii="Cambria" w:hAnsi="Cambria"/>
-                <w:b/>
+                <w:b w:val="1"/>
+                <w:bCs w:val="1"/>
                 <w:sz w:val="32"/>
+                <w:szCs w:val="32"/>
               </w:rPr>
               <w:t>Ward-Level Urban Heat-Vulnerability Mapping for Nagpur, India: Transferring the Ahmedabad Heat-Action Benchmark to a BRICS City</w:t>
             </w:r>
           </w:p>
           <w:p>
             <w:pPr>
+              <w:pStyle w:val="Normal"/>
               <w:adjustRightInd w:val="0"/>
               <w:spacing w:before="60" w:after="100"/>
               <w:jc w:val="center"/>
               <w:rPr>
                 <w:rFonts w:ascii="Cambria" w:hAnsi="Cambria" w:cs="Cambria"/>
-                <w:b/>
-                <w:i/>
-                <w:iCs/>
+                <w:b w:val="1"/>
+                <w:bCs w:val="1"/>
+                <w:i w:val="1"/>
+                <w:iCs w:val="1"/>
               </w:rPr>
             </w:pPr>
             <w:r>
               <w:rPr>
                 <w:rFonts w:ascii="Cambria" w:hAnsi="Cambria" w:cs="Cambria"/>
-                <w:b/>
-                <w:i/>
-                <w:iCs/>
-              </w:rPr>
-              <w:t>Rajvardhan Singh</w:t>
+                <w:b w:val="1"/>
+                <w:bCs w:val="1"/>
+                <w:i w:val="1"/>
+                <w:iCs w:val="1"/>
+              </w:rPr>
+              <w:t>Orpita</w:t>
             </w:r>
             <w:r>
               <w:rPr>
                 <w:rFonts w:ascii="Cambria" w:hAnsi="Cambria" w:cs="Cambria"/>
-                <w:b/>
-                <w:i/>
-                <w:iCs/>
-                <w:vertAlign w:val="superscript"/>
-              </w:rPr>
-              <w:t>1</w:t>
-            </w:r>
-            <w:r>
-              <w:rPr>
-                <w:rFonts w:ascii="Cambria" w:hAnsi="Cambria" w:cs="Cambria"/>
-                <w:i/>
-                <w:iCs/>
-                <w:noProof/>
-              </w:rPr>
+                <w:b w:val="1"/>
+                <w:bCs w:val="1"/>
+                <w:i w:val="1"/>
+                <w:iCs w:val="1"/>
+              </w:rPr>
+              <w:t xml:space="preserve"> Das</w:t>
+            </w:r>
+            <w:r>
               <w:drawing>
-                <wp:inline distT="0" distB="0" distL="0" distR="0" wp14:anchorId="521EB3C0" wp14:editId="7EE29F64">
+                <wp:inline wp14:editId="4B3DEC2D" wp14:anchorId="521EB3C0">
                   <wp:extent cx="165100" cy="152400"/>
                   <wp:effectExtent l="0" t="0" r="6350" b="0"/>
                   <wp:docPr id="1240723404" name="Рисунок 5"/>
                   <wp:cNvGraphicFramePr>
-                    <a:graphicFrameLocks xmlns:a="http://schemas.openxmlformats.org/drawingml/2006/main" noChangeAspect="1"/>
+                    <a:graphicFrameLocks noChangeAspect="1"/>
                   </wp:cNvGraphicFramePr>
-                  <a:graphic xmlns:a="http://schemas.openxmlformats.org/drawingml/2006/main">
-                    <a:graphicData uri="http://schemas.openxmlformats.org/drawingml/2006/picture">
+                  <a:graphic>
+                    <a:graphicData xmlns:a="http://schemas.openxmlformats.org/drawingml/2006/main" uri="http://schemas.openxmlformats.org/drawingml/2006/picture">
                       <pic:pic xmlns:pic="http://schemas.openxmlformats.org/drawingml/2006/picture">
                         <pic:nvPicPr>
                           <pic:cNvPr id="0" name="图片 42"/>
@@ -469,7 +469,7 @@
                           </pic:cNvPicPr>
                         </pic:nvPicPr>
                         <pic:blipFill>
-                          <a:blip r:embed="rId9">
+                          <a:blip xmlns:r="http://schemas.openxmlformats.org/officeDocument/2006/relationships" r:embed="rId9">
                             <a:extLst>
                               <a:ext uri="{28A0092B-C50C-407E-A947-70E740481C1C}">
                                 <a14:useLocalDpi xmlns:a14="http://schemas.microsoft.com/office/drawing/2010/main" val="0"/>
@@ -503,10 +503,10 @@
             <w:r>
               <w:rPr>
                 <w:rFonts w:ascii="Cambria" w:hAnsi="Cambria" w:cs="Cambria"/>
-                <w:b/>
-                <w:bCs/>
-                <w:i/>
-                <w:iCs/>
+                <w:b w:val="1"/>
+                <w:bCs w:val="1"/>
+                <w:i w:val="1"/>
+                <w:iCs w:val="1"/>
                 <w:color w:val="231F20"/>
                 <w:lang w:bidi="en-US"/>
               </w:rPr>
@@ -515,22 +515,35 @@
             <w:r>
               <w:rPr>
                 <w:rFonts w:ascii="Cambria" w:hAnsi="Cambria" w:cs="Cambria"/>
-                <w:b/>
-                <w:bCs/>
-                <w:i/>
-                <w:iCs/>
+                <w:b w:val="1"/>
+                <w:bCs w:val="1"/>
+                <w:i w:val="1"/>
+                <w:iCs w:val="1"/>
                 <w:color w:val="231F20"/>
                 <w:lang w:bidi="en-US"/>
               </w:rPr>
-              <w:t xml:space="preserve"> Orpita Das</w:t>
+              <w:t xml:space="preserve"> </w:t>
+            </w:r>
+            <w:r>
+              <w:rPr>
+                <w:rFonts w:ascii="Cambria" w:hAnsi="Cambria" w:eastAsia="SimSun" w:cs="Cambria"/>
+                <w:b w:val="1"/>
+                <w:bCs w:val="1"/>
+                <w:i w:val="1"/>
+                <w:iCs w:val="1"/>
+                <w:color w:val="231F20"/>
+                <w:sz w:val="20"/>
+                <w:szCs w:val="20"/>
+              </w:rPr>
+              <w:t>Rajvardhan Singh</w:t>
             </w:r>
             <w:r>
               <w:rPr>
                 <w:rFonts w:ascii="Cambria" w:hAnsi="Cambria" w:cs="Cambria"/>
-                <w:b/>
-                <w:bCs/>
-                <w:i/>
-                <w:iCs/>
+                <w:b w:val="1"/>
+                <w:bCs w:val="1"/>
+                <w:i w:val="1"/>
+                <w:iCs w:val="1"/>
                 <w:color w:val="231F20"/>
                 <w:lang w:bidi="en-US"/>
               </w:rPr>
@@ -539,10 +552,10 @@
             <w:r>
               <w:rPr>
                 <w:rFonts w:ascii="Cambria" w:hAnsi="Cambria" w:cs="Cambria"/>
-                <w:b/>
-                <w:bCs/>
-                <w:i/>
-                <w:iCs/>
+                <w:b w:val="1"/>
+                <w:bCs w:val="1"/>
+                <w:i w:val="1"/>
+                <w:iCs w:val="1"/>
                 <w:color w:val="231F20"/>
                 <w:vertAlign w:val="superscript"/>
                 <w:lang w:bidi="en-US"/>
@@ -552,10 +565,10 @@
             <w:r>
               <w:rPr>
                 <w:rFonts w:ascii="Cambria" w:hAnsi="Cambria" w:cs="Cambria"/>
-                <w:b/>
-                <w:bCs/>
-                <w:i/>
-                <w:iCs/>
+                <w:b w:val="1"/>
+                <w:bCs w:val="1"/>
+                <w:i w:val="1"/>
+                <w:iCs w:val="1"/>
                 <w:color w:val="231F20"/>
                 <w:vertAlign w:val="superscript"/>
                 <w:lang w:bidi="en-US"/>
@@ -565,10 +578,10 @@
             <w:r>
               <w:rPr>
                 <w:rFonts w:ascii="Cambria" w:hAnsi="Cambria" w:cs="Cambria"/>
-                <w:b/>
-                <w:bCs/>
-                <w:i/>
-                <w:iCs/>
+                <w:b w:val="1"/>
+                <w:bCs w:val="1"/>
+                <w:i w:val="1"/>
+                <w:iCs w:val="1"/>
                 <w:color w:val="231F20"/>
                 <w:lang w:val="en-US" w:eastAsia="zh-CN" w:bidi="en-US"/>
               </w:rPr>
@@ -577,10 +590,10 @@
             <w:r>
               <w:rPr>
                 <w:rFonts w:ascii="Cambria" w:hAnsi="Cambria" w:cs="Cambria"/>
-                <w:b/>
-                <w:bCs/>
-                <w:i/>
-                <w:iCs/>
+                <w:b w:val="1"/>
+                <w:bCs w:val="1"/>
+                <w:i w:val="1"/>
+                <w:iCs w:val="1"/>
                 <w:color w:val="231F20"/>
                 <w:lang w:bidi="en-US"/>
               </w:rPr>
@@ -589,45 +602,42 @@
             <w:r>
               <w:rPr>
                 <w:rFonts w:ascii="Cambria" w:hAnsi="Cambria"/>
-                <w:b/>
-                <w:bCs/>
+                <w:b w:val="1"/>
+                <w:bCs w:val="1"/>
               </w:rPr>
               <w:t>Shilpa</w:t>
             </w:r>
             <w:r>
               <w:rPr>
                 <w:rFonts w:ascii="Cambria" w:hAnsi="Cambria" w:cs="Cambria"/>
-                <w:b/>
-                <w:bCs/>
-                <w:i/>
-                <w:iCs/>
+                <w:b w:val="1"/>
+                <w:bCs w:val="1"/>
+                <w:i w:val="1"/>
+                <w:iCs w:val="1"/>
                 <w:color w:val="231F20"/>
                 <w:lang w:bidi="en-US"/>
               </w:rPr>
               <w:t xml:space="preserve"> </w:t>
             </w:r>
-            <w:proofErr w:type="spellStart"/>
-            <w:proofErr w:type="gramStart"/>
             <w:r>
               <w:rPr>
                 <w:rFonts w:ascii="Cambria" w:hAnsi="Cambria" w:cs="Cambria"/>
-                <w:b/>
-                <w:bCs/>
-                <w:i/>
-                <w:iCs/>
+                <w:b w:val="1"/>
+                <w:bCs w:val="1"/>
+                <w:i w:val="1"/>
+                <w:iCs w:val="1"/>
                 <w:color w:val="231F20"/>
                 <w:lang w:bidi="en-US"/>
               </w:rPr>
               <w:t>sharma</w:t>
             </w:r>
-            <w:proofErr w:type="spellEnd"/>
             <w:r>
               <w:rPr>
                 <w:rFonts w:ascii="Cambria" w:hAnsi="Cambria" w:cs="Cambria"/>
-                <w:b/>
-                <w:bCs/>
-                <w:i/>
-                <w:iCs/>
+                <w:b w:val="1"/>
+                <w:bCs w:val="1"/>
+                <w:i w:val="1"/>
+                <w:iCs w:val="1"/>
                 <w:color w:val="231F20"/>
                 <w:lang w:bidi="en-US"/>
               </w:rPr>
@@ -636,8 +646,8 @@
             <w:r>
               <w:rPr>
                 <w:rFonts w:ascii="Cambria" w:hAnsi="Cambria" w:cs="Cambria"/>
-                <w:i/>
-                <w:iCs/>
+                <w:i w:val="1"/>
+                <w:iCs w:val="1"/>
                 <w:color w:val="231F20"/>
               </w:rPr>
               <w:t xml:space="preserve"> </w:t>
@@ -645,24 +655,23 @@
             <w:r>
               <w:rPr>
                 <w:rFonts w:ascii="Cambria" w:hAnsi="Cambria" w:cs="Cambria"/>
-                <w:b/>
-                <w:bCs/>
-                <w:i/>
-                <w:iCs/>
+                <w:b w:val="1"/>
+                <w:bCs w:val="1"/>
+                <w:i w:val="1"/>
+                <w:iCs w:val="1"/>
                 <w:color w:val="231F20"/>
                 <w:vertAlign w:val="superscript"/>
                 <w:lang w:bidi="en-US"/>
               </w:rPr>
               <w:t>3</w:t>
             </w:r>
-            <w:proofErr w:type="gramEnd"/>
             <w:r>
               <w:rPr>
                 <w:rFonts w:ascii="Cambria" w:hAnsi="Cambria" w:cs="Cambria"/>
-                <w:b/>
-                <w:bCs/>
-                <w:i/>
-                <w:iCs/>
+                <w:b w:val="1"/>
+                <w:bCs w:val="1"/>
+                <w:i w:val="1"/>
+                <w:iCs w:val="1"/>
                 <w:color w:val="231F20"/>
                 <w:vertAlign w:val="superscript"/>
                 <w:lang w:bidi="en-US"/>
@@ -670,20 +679,16 @@
               <w:t>*</w:t>
             </w:r>
             <w:r>
-              <w:rPr>
-                <w:rFonts w:ascii="Cambria" w:hAnsi="Cambria" w:cs="Cambria"/>
-                <w:noProof/>
-              </w:rPr>
               <w:drawing>
-                <wp:inline distT="0" distB="0" distL="0" distR="0" wp14:anchorId="5709CCF1" wp14:editId="2E081F14">
+                <wp:inline wp14:editId="5C2A8C8D" wp14:anchorId="5709CCF1">
                   <wp:extent cx="165100" cy="152400"/>
                   <wp:effectExtent l="0" t="0" r="6350" b="0"/>
                   <wp:docPr id="1784400754" name="Рисунок 4"/>
                   <wp:cNvGraphicFramePr>
-                    <a:graphicFrameLocks xmlns:a="http://schemas.openxmlformats.org/drawingml/2006/main" noChangeAspect="1"/>
+                    <a:graphicFrameLocks noChangeAspect="1"/>
                   </wp:cNvGraphicFramePr>
-                  <a:graphic xmlns:a="http://schemas.openxmlformats.org/drawingml/2006/main">
-                    <a:graphicData uri="http://schemas.openxmlformats.org/drawingml/2006/picture">
+                  <a:graphic>
+                    <a:graphicData xmlns:a="http://schemas.openxmlformats.org/drawingml/2006/main" uri="http://schemas.openxmlformats.org/drawingml/2006/picture">
                       <pic:pic xmlns:pic="http://schemas.openxmlformats.org/drawingml/2006/picture">
                         <pic:nvPicPr>
                           <pic:cNvPr id="0" name="图片 43"/>
@@ -692,7 +697,7 @@
                           </pic:cNvPicPr>
                         </pic:nvPicPr>
                         <pic:blipFill>
-                          <a:blip r:embed="rId9">
+                          <a:blip xmlns:r="http://schemas.openxmlformats.org/officeDocument/2006/relationships" r:embed="rId9">
                             <a:extLst>
                               <a:ext uri="{28A0092B-C50C-407E-A947-70E740481C1C}">
                                 <a14:useLocalDpi xmlns:a14="http://schemas.microsoft.com/office/drawing/2010/main" val="0"/>
@@ -968,7 +973,7 @@
           <w:tcPr>
             <w:tcW w:w="2726" w:type="dxa"/>
             <w:tcBorders>
-              <w:bottom w:val="single" w:sz="4" w:space="0" w:color="auto"/>
+              <w:bottom w:val="single" w:color="auto" w:sz="4" w:space="0"/>
             </w:tcBorders>
           </w:tcPr>
           <w:p>
@@ -1032,7 +1037,7 @@
           <w:tcPr>
             <w:tcW w:w="6487" w:type="dxa"/>
             <w:tcBorders>
-              <w:bottom w:val="single" w:sz="4" w:space="0" w:color="auto"/>
+              <w:bottom w:val="single" w:color="auto" w:sz="4" w:space="0"/>
             </w:tcBorders>
           </w:tcPr>
           <w:p>
@@ -1067,7 +1072,7 @@
           <w:tcPr>
             <w:tcW w:w="2726" w:type="dxa"/>
             <w:tcBorders>
-              <w:top w:val="single" w:sz="4" w:space="0" w:color="auto"/>
+              <w:top w:val="single" w:color="auto" w:sz="4" w:space="0"/>
             </w:tcBorders>
           </w:tcPr>
           <w:p>
@@ -1178,7 +1183,7 @@
           <w:tcPr>
             <w:tcW w:w="6487" w:type="dxa"/>
             <w:tcBorders>
-              <w:top w:val="single" w:sz="4" w:space="0" w:color="auto"/>
+              <w:top w:val="single" w:color="auto" w:sz="4" w:space="0"/>
             </w:tcBorders>
           </w:tcPr>
           <w:p>
@@ -1189,7 +1194,7 @@
               <w:spacing w:before="131" w:line="312" w:lineRule="auto"/>
               <w:jc w:val="both"/>
               <w:rPr>
-                <w:rFonts w:ascii="Cambria" w:eastAsia="Times New Roman" w:hAnsi="Cambria" w:cs="Cambria"/>
+                <w:rFonts w:ascii="Cambria" w:hAnsi="Cambria" w:eastAsia="Times New Roman" w:cs="Cambria"/>
                 <w:lang w:val="en-US" w:eastAsia="zh-CN"/>
               </w:rPr>
             </w:pPr>
@@ -1278,7 +1283,7 @@
             </w:r>
             <w:r>
               <w:rPr>
-                <w:rFonts w:ascii="Cambria" w:eastAsia="Times New Roman" w:hAnsi="Cambria" w:cs="Cambria"/>
+                <w:rFonts w:ascii="Cambria" w:hAnsi="Cambria" w:eastAsia="Times New Roman" w:cs="Cambria"/>
                 <w:lang w:val="en-US" w:eastAsia="en-US"/>
               </w:rPr>
               <w:t>.</w:t>
@@ -9231,7 +9236,7 @@
     </w:p>
     <w:sectPr>
       <w:headerReference w:type="default" r:id="rId16"/>
-      <w:pgSz w:w="11906" w:h="16838"/>
+      <w:pgSz w:w="11906" w:h="16838" w:orient="portrait"/>
       <w:pgMar w:top="1298" w:right="998" w:bottom="1038" w:left="1021" w:header="709" w:footer="709" w:gutter="0"/>
       <w:cols w:space="708"/>
       <w:docGrid w:linePitch="360"/>
@@ -9279,7 +9284,7 @@
 </file>
 
 <file path=word/header1.xml><?xml version="1.0" encoding="utf-8"?>
-<w:hdr xmlns:wpc="http://schemas.microsoft.com/office/word/2010/wordprocessingCanvas" xmlns:cx="http://schemas.microsoft.com/office/drawing/2014/chartex" xmlns:cx1="http://schemas.microsoft.com/office/drawing/2015/9/8/chartex" xmlns:cx2="http://schemas.microsoft.com/office/drawing/2015/10/21/chartex" xmlns:cx3="http://schemas.microsoft.com/office/drawing/2016/5/9/chartex" xmlns:cx4="http://schemas.microsoft.com/office/drawing/2016/5/10/chartex" xmlns:cx5="http://schemas.microsoft.com/office/drawing/2016/5/11/chartex" xmlns:cx6="http://schemas.microsoft.com/office/drawing/2016/5/12/chartex" xmlns:cx7="http://schemas.microsoft.com/office/drawing/2016/5/13/chartex" xmlns:cx8="http://schemas.microsoft.com/office/drawing/2016/5/14/chartex" xmlns:mc="http://schemas.openxmlformats.org/markup-compatibility/2006" xmlns:aink="http://schemas.microsoft.com/office/drawing/2016/ink" xmlns:am3d="http://schemas.microsoft.com/office/drawing/2017/model3d" xmlns:o="urn:schemas-microsoft-com:office:office" xmlns:oel="http://schemas.microsoft.com/office/2019/extlst" xmlns:r="http://schemas.openxmlformats.org/officeDocument/2006/relationships" xmlns:m="http://schemas.openxmlformats.org/officeDocument/2006/math" xmlns:v="urn:schemas-microsoft-com:vml" xmlns:wp14="http://schemas.microsoft.com/office/word/2010/wordprocessingDrawing" xmlns:wp="http://schemas.openxmlformats.org/drawingml/2006/wordprocessingDrawing" xmlns:w10="urn:schemas-microsoft-com:office:word" xmlns:w="http://schemas.openxmlformats.org/wordprocessingml/2006/main" xmlns:w14="http://schemas.microsoft.com/office/word/2010/wordml" xmlns:w15="http://schemas.microsoft.com/office/word/2012/wordml" xmlns:w16cex="http://schemas.microsoft.com/office/word/2018/wordml/cex" xmlns:w16cid="http://schemas.microsoft.com/office/word/2016/wordml/cid" xmlns:w16="http://schemas.microsoft.com/office/word/2018/wordml" xmlns:w16du="http://schemas.microsoft.com/office/word/2023/wordml/word16du" xmlns:w16sdtdh="http://schemas.microsoft.com/office/word/2020/wordml/sdtdatahash" xmlns:w16sdtfl="http://schemas.microsoft.com/office/word/2024/wordml/sdtformatlock" xmlns:w16se="http://schemas.microsoft.com/office/word/2015/wordml/symex" xmlns:wpg="http://schemas.microsoft.com/office/word/2010/wordprocessingGroup" xmlns:wpi="http://schemas.microsoft.com/office/word/2010/wordprocessingInk" xmlns:wne="http://schemas.microsoft.com/office/word/2006/wordml" xmlns:wps="http://schemas.microsoft.com/office/word/2010/wordprocessingShape" mc:Ignorable="w14 w15 w16se w16cid w16 w16cex w16sdtdh w16sdtfl w16du wp14">
+<w:hdr xmlns:wpc="http://schemas.microsoft.com/office/word/2010/wordprocessingCanvas" xmlns:cx="http://schemas.microsoft.com/office/drawing/2014/chartex" xmlns:cx1="http://schemas.microsoft.com/office/drawing/2015/9/8/chartex" xmlns:cx2="http://schemas.microsoft.com/office/drawing/2015/10/21/chartex" xmlns:cx3="http://schemas.microsoft.com/office/drawing/2016/5/9/chartex" xmlns:cx4="http://schemas.microsoft.com/office/drawing/2016/5/10/chartex" xmlns:cx5="http://schemas.microsoft.com/office/drawing/2016/5/11/chartex" xmlns:cx6="http://schemas.microsoft.com/office/drawing/2016/5/12/chartex" xmlns:cx7="http://schemas.microsoft.com/office/drawing/2016/5/13/chartex" xmlns:cx8="http://schemas.microsoft.com/office/drawing/2016/5/14/chartex" xmlns:mc="http://schemas.openxmlformats.org/markup-compatibility/2006" xmlns:aink="http://schemas.microsoft.com/office/drawing/2016/ink" xmlns:am3d="http://schemas.microsoft.com/office/drawing/2017/model3d" xmlns:o="urn:schemas-microsoft-com:office:office" xmlns:oel="http://schemas.microsoft.com/office/2019/extlst" xmlns:r="http://schemas.openxmlformats.org/officeDocument/2006/relationships" xmlns:m="http://schemas.openxmlformats.org/officeDocument/2006/math" xmlns:v="urn:schemas-microsoft-com:vml" xmlns:wp14="http://schemas.microsoft.com/office/word/2010/wordprocessingDrawing" xmlns:wp="http://schemas.openxmlformats.org/drawingml/2006/wordprocessingDrawing" xmlns:w10="urn:schemas-microsoft-com:office:word" xmlns:w="http://schemas.openxmlformats.org/wordprocessingml/2006/main" xmlns:w14="http://schemas.microsoft.com/office/word/2010/wordml" xmlns:w15="http://schemas.microsoft.com/office/word/2012/wordml" xmlns:w16cex="http://schemas.microsoft.com/office/word/2018/wordml/cex" xmlns:w16cid="http://schemas.microsoft.com/office/word/2016/wordml/cid" xmlns:w16="http://schemas.microsoft.com/office/word/2018/wordml" xmlns:w16du="http://schemas.microsoft.com/office/word/2023/wordml/word16du" xmlns:w16sdtdh="http://schemas.microsoft.com/office/word/2020/wordml/sdtdatahash" xmlns:w16sdtfl="http://schemas.microsoft.com/office/word/2024/wordml/sdtformatlock" xmlns:w16se="http://schemas.microsoft.com/office/word/2015/wordml/symex" xmlns:wpg="http://schemas.microsoft.com/office/word/2010/wordprocessingGroup" xmlns:wpi="http://schemas.microsoft.com/office/word/2010/wordprocessingInk" xmlns:wne="http://schemas.microsoft.com/office/word/2006/wordml" xmlns:wps="http://schemas.microsoft.com/office/word/2010/wordprocessingShape" xmlns:a="http://schemas.openxmlformats.org/drawingml/2006/main" xmlns:a14="http://schemas.microsoft.com/office/drawing/2010/main" mc:Ignorable="w14 w15 w16se w16cid w16 w16cex w16sdtdh w16sdtfl w16du wp14">
   <w:p>
     <w:pPr>
       <w:ind w:left="23"/>
@@ -9378,7 +9383,7 @@
         </mc:Choice>
         <mc:Fallback>
           <w:pict>
-            <v:line w14:anchorId="3F862F6E" id="Прямая соединительная линия 9" o:spid="_x0000_s1026" style="position:absolute;z-index:-251657216;visibility:visible;mso-wrap-style:square;mso-width-percent:0;mso-height-percent:0;mso-wrap-distance-left:9pt;mso-wrap-distance-top:0;mso-wrap-distance-right:9pt;mso-wrap-distance-bottom:0;mso-position-horizontal:absolute;mso-position-horizontal-relative:page;mso-position-vertical:absolute;mso-position-vertical-relative:page;mso-width-percent:0;mso-height-percent:0;mso-width-relative:page;mso-height-relative:page" from="55.35pt,61.5pt" to="540.75pt,62.2pt" o:gfxdata="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" strokecolor="#231f20">
+            <v:line id="Прямая соединительная линия 9" style="position:absolute;z-index:-251657216;visibility:visible;mso-wrap-style:square;mso-width-percent:0;mso-height-percent:0;mso-wrap-distance-left:9pt;mso-wrap-distance-top:0;mso-wrap-distance-right:9pt;mso-wrap-distance-bottom:0;mso-position-horizontal:absolute;mso-position-horizontal-relative:page;mso-position-vertical:absolute;mso-position-vertical-relative:page;mso-width-percent:0;mso-height-percent:0;mso-width-relative:page;mso-height-relative:page" o:spid="_x0000_s1026" strokecolor="#231f20" from="55.35pt,61.5pt" to="540.75pt,62.2pt" w14:anchorId="3F862F6E" o:gfxdata="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">
               <w10:wrap anchorx="page" anchory="page"/>
             </v:line>
           </w:pict>
@@ -9731,7 +9736,7 @@
   <w:docDefaults>
     <w:rPrDefault>
       <w:rPr>
-        <w:rFonts w:asciiTheme="minorHAnsi" w:eastAsiaTheme="minorHAnsi" w:hAnsiTheme="minorHAnsi" w:cstheme="minorBidi"/>
+        <w:rFonts w:asciiTheme="minorHAnsi" w:hAnsiTheme="minorHAnsi" w:eastAsiaTheme="minorHAnsi" w:cstheme="minorBidi"/>
         <w:sz w:val="22"/>
         <w:szCs w:val="22"/>
         <w:lang w:val="ru-RU" w:eastAsia="en-US" w:bidi="ar-SA"/>
@@ -9746,14 +9751,14 @@
   <w:latentStyles w:defLockedState="0" w:defUIPriority="99" w:defSemiHidden="0" w:defUnhideWhenUsed="0" w:defQFormat="0" w:count="376">
     <w:lsdException w:name="Normal" w:uiPriority="0" w:qFormat="1"/>
     <w:lsdException w:name="heading 1" w:uiPriority="9" w:qFormat="1"/>
-    <w:lsdException w:name="heading 2" w:semiHidden="1" w:uiPriority="9" w:unhideWhenUsed="1" w:qFormat="1"/>
-    <w:lsdException w:name="heading 3" w:semiHidden="1" w:uiPriority="9" w:unhideWhenUsed="1" w:qFormat="1"/>
-    <w:lsdException w:name="heading 4" w:semiHidden="1" w:uiPriority="9" w:unhideWhenUsed="1" w:qFormat="1"/>
-    <w:lsdException w:name="heading 5" w:semiHidden="1" w:uiPriority="9" w:unhideWhenUsed="1" w:qFormat="1"/>
-    <w:lsdException w:name="heading 6" w:semiHidden="1" w:uiPriority="9" w:unhideWhenUsed="1" w:qFormat="1"/>
-    <w:lsdException w:name="heading 7" w:semiHidden="1" w:uiPriority="9" w:unhideWhenUsed="1" w:qFormat="1"/>
-    <w:lsdException w:name="heading 8" w:semiHidden="1" w:uiPriority="9" w:unhideWhenUsed="1" w:qFormat="1"/>
-    <w:lsdException w:name="heading 9" w:semiHidden="1" w:uiPriority="9" w:unhideWhenUsed="1" w:qFormat="1"/>
+    <w:lsdException w:name="heading 2" w:uiPriority="9" w:semiHidden="1" w:unhideWhenUsed="1" w:qFormat="1"/>
+    <w:lsdException w:name="heading 3" w:uiPriority="9" w:semiHidden="1" w:unhideWhenUsed="1" w:qFormat="1"/>
+    <w:lsdException w:name="heading 4" w:uiPriority="9" w:semiHidden="1" w:unhideWhenUsed="1" w:qFormat="1"/>
+    <w:lsdException w:name="heading 5" w:uiPriority="9" w:semiHidden="1" w:unhideWhenUsed="1" w:qFormat="1"/>
+    <w:lsdException w:name="heading 6" w:uiPriority="9" w:semiHidden="1" w:unhideWhenUsed="1" w:qFormat="1"/>
+    <w:lsdException w:name="heading 7" w:uiPriority="9" w:semiHidden="1" w:unhideWhenUsed="1" w:qFormat="1"/>
+    <w:lsdException w:name="heading 8" w:uiPriority="9" w:semiHidden="1" w:unhideWhenUsed="1" w:qFormat="1"/>
+    <w:lsdException w:name="heading 9" w:uiPriority="9" w:semiHidden="1" w:unhideWhenUsed="1" w:qFormat="1"/>
     <w:lsdException w:name="index 1" w:semiHidden="1" w:unhideWhenUsed="1"/>
     <w:lsdException w:name="index 2" w:semiHidden="1" w:unhideWhenUsed="1"/>
     <w:lsdException w:name="index 3" w:semiHidden="1" w:unhideWhenUsed="1"/>
@@ -9763,22 +9768,22 @@
     <w:lsdException w:name="index 7" w:semiHidden="1" w:unhideWhenUsed="1"/>
     <w:lsdException w:name="index 8" w:semiHidden="1" w:unhideWhenUsed="1"/>
     <w:lsdException w:name="index 9" w:semiHidden="1" w:unhideWhenUsed="1"/>
-    <w:lsdException w:name="toc 1" w:semiHidden="1" w:uiPriority="39" w:unhideWhenUsed="1"/>
-    <w:lsdException w:name="toc 2" w:semiHidden="1" w:uiPriority="39" w:unhideWhenUsed="1"/>
-    <w:lsdException w:name="toc 3" w:semiHidden="1" w:uiPriority="39" w:unhideWhenUsed="1"/>
-    <w:lsdException w:name="toc 4" w:semiHidden="1" w:uiPriority="39" w:unhideWhenUsed="1"/>
-    <w:lsdException w:name="toc 5" w:semiHidden="1" w:uiPriority="39" w:unhideWhenUsed="1"/>
-    <w:lsdException w:name="toc 6" w:semiHidden="1" w:uiPriority="39" w:unhideWhenUsed="1"/>
-    <w:lsdException w:name="toc 7" w:semiHidden="1" w:uiPriority="39" w:unhideWhenUsed="1"/>
-    <w:lsdException w:name="toc 8" w:semiHidden="1" w:uiPriority="39" w:unhideWhenUsed="1"/>
-    <w:lsdException w:name="toc 9" w:semiHidden="1" w:uiPriority="39" w:unhideWhenUsed="1"/>
+    <w:lsdException w:name="toc 1" w:uiPriority="39" w:semiHidden="1" w:unhideWhenUsed="1"/>
+    <w:lsdException w:name="toc 2" w:uiPriority="39" w:semiHidden="1" w:unhideWhenUsed="1"/>
+    <w:lsdException w:name="toc 3" w:uiPriority="39" w:semiHidden="1" w:unhideWhenUsed="1"/>
+    <w:lsdException w:name="toc 4" w:uiPriority="39" w:semiHidden="1" w:unhideWhenUsed="1"/>
+    <w:lsdException w:name="toc 5" w:uiPriority="39" w:semiHidden="1" w:unhideWhenUsed="1"/>
+    <w:lsdException w:name="toc 6" w:uiPriority="39" w:semiHidden="1" w:unhideWhenUsed="1"/>
+    <w:lsdException w:name="toc 7" w:uiPriority="39" w:semiHidden="1" w:unhideWhenUsed="1"/>
+    <w:lsdException w:name="toc 8" w:uiPriority="39" w:semiHidden="1" w:unhideWhenUsed="1"/>
+    <w:lsdException w:name="toc 9" w:uiPriority="39" w:semiHidden="1" w:unhideWhenUsed="1"/>
     <w:lsdException w:name="Normal Indent" w:semiHidden="1" w:unhideWhenUsed="1"/>
     <w:lsdException w:name="footnote text" w:semiHidden="1" w:unhideWhenUsed="1"/>
     <w:lsdException w:name="annotation text" w:semiHidden="1" w:unhideWhenUsed="1"/>
     <w:lsdException w:name="header" w:semiHidden="1" w:unhideWhenUsed="1"/>
     <w:lsdException w:name="footer" w:semiHidden="1" w:unhideWhenUsed="1"/>
     <w:lsdException w:name="index heading" w:semiHidden="1" w:unhideWhenUsed="1"/>
-    <w:lsdException w:name="caption" w:semiHidden="1" w:uiPriority="35" w:unhideWhenUsed="1" w:qFormat="1"/>
+    <w:lsdException w:name="caption" w:uiPriority="35" w:semiHidden="1" w:unhideWhenUsed="1" w:qFormat="1"/>
     <w:lsdException w:name="table of figures" w:semiHidden="1" w:unhideWhenUsed="1"/>
     <w:lsdException w:name="envelope address" w:semiHidden="1" w:unhideWhenUsed="1"/>
     <w:lsdException w:name="envelope return" w:semiHidden="1" w:unhideWhenUsed="1"/>
@@ -9809,8 +9814,8 @@
     <w:lsdException w:name="Title" w:uiPriority="10" w:qFormat="1"/>
     <w:lsdException w:name="Closing" w:semiHidden="1" w:unhideWhenUsed="1"/>
     <w:lsdException w:name="Signature" w:semiHidden="1" w:unhideWhenUsed="1"/>
-    <w:lsdException w:name="Default Paragraph Font" w:semiHidden="1" w:uiPriority="1" w:unhideWhenUsed="1"/>
-    <w:lsdException w:name="Body Text" w:semiHidden="1" w:uiPriority="1" w:unhideWhenUsed="1" w:qFormat="1"/>
+    <w:lsdException w:name="Default Paragraph Font" w:uiPriority="1" w:semiHidden="1" w:unhideWhenUsed="1"/>
+    <w:lsdException w:name="Body Text" w:uiPriority="1" w:semiHidden="1" w:unhideWhenUsed="1" w:qFormat="1"/>
     <w:lsdException w:name="Body Text Indent" w:semiHidden="1" w:unhideWhenUsed="1"/>
     <w:lsdException w:name="List Continue" w:semiHidden="1" w:unhideWhenUsed="1"/>
     <w:lsdException w:name="List Continue 2" w:semiHidden="1" w:unhideWhenUsed="1"/>
@@ -10009,8 +10014,8 @@
     <w:lsdException w:name="Subtle Reference" w:uiPriority="31" w:qFormat="1"/>
     <w:lsdException w:name="Intense Reference" w:uiPriority="32" w:qFormat="1"/>
     <w:lsdException w:name="Book Title" w:uiPriority="33" w:qFormat="1"/>
-    <w:lsdException w:name="Bibliography" w:semiHidden="1" w:uiPriority="37" w:unhideWhenUsed="1"/>
-    <w:lsdException w:name="TOC Heading" w:semiHidden="1" w:uiPriority="39" w:unhideWhenUsed="1" w:qFormat="1"/>
+    <w:lsdException w:name="Bibliography" w:uiPriority="37" w:semiHidden="1" w:unhideWhenUsed="1"/>
+    <w:lsdException w:name="TOC Heading" w:uiPriority="39" w:semiHidden="1" w:unhideWhenUsed="1" w:qFormat="1"/>
     <w:lsdException w:name="Plain Table 1" w:uiPriority="41"/>
     <w:lsdException w:name="Plain Table 2" w:uiPriority="42"/>
     <w:lsdException w:name="Plain Table 3" w:uiPriority="43"/>
@@ -10121,7 +10126,7 @@
     <w:lsdException w:name="Unresolved Mention" w:semiHidden="1" w:unhideWhenUsed="1"/>
     <w:lsdException w:name="Smart Link" w:semiHidden="1" w:unhideWhenUsed="1"/>
   </w:latentStyles>
-  <w:style w:type="paragraph" w:default="1" w:styleId="Normal">
+  <w:style w:type="paragraph" w:styleId="Normal" w:default="1">
     <w:name w:val="Normal"/>
     <w:qFormat/>
     <w:rsid w:val="00BB0654"/>
@@ -10129,18 +10134,18 @@
       <w:spacing w:after="0" w:line="240" w:lineRule="auto"/>
     </w:pPr>
     <w:rPr>
-      <w:rFonts w:ascii="Times New Roman" w:eastAsia="SimSun" w:hAnsi="Times New Roman" w:cs="Times New Roman"/>
+      <w:rFonts w:ascii="Times New Roman" w:hAnsi="Times New Roman" w:eastAsia="SimSun" w:cs="Times New Roman"/>
       <w:sz w:val="20"/>
       <w:szCs w:val="20"/>
       <w:lang w:val="en-GB" w:eastAsia="de-DE"/>
     </w:rPr>
   </w:style>
-  <w:style w:type="character" w:default="1" w:styleId="DefaultParagraphFont">
+  <w:style w:type="character" w:styleId="DefaultParagraphFont" w:default="1">
     <w:name w:val="Default Paragraph Font"/>
     <w:uiPriority w:val="1"/>
     <w:unhideWhenUsed/>
   </w:style>
-  <w:style w:type="table" w:default="1" w:styleId="TableNormal">
+  <w:style w:type="table" w:styleId="TableNormal" w:default="1">
     <w:name w:val="Normal Table"/>
     <w:uiPriority w:val="99"/>
     <w:semiHidden/>
@@ -10155,7 +10160,7 @@
       </w:tblCellMar>
     </w:tblPr>
   </w:style>
-  <w:style w:type="numbering" w:default="1" w:styleId="NoList">
+  <w:style w:type="numbering" w:styleId="NoList" w:default="1">
     <w:name w:val="No List"/>
     <w:uiPriority w:val="99"/>
     <w:semiHidden/>
@@ -10179,18 +10184,18 @@
       <w:lang w:val="en-US" w:eastAsia="en-US"/>
     </w:rPr>
   </w:style>
-  <w:style w:type="character" w:customStyle="1" w:styleId="BodyTextChar">
+  <w:style w:type="character" w:styleId="BodyTextChar" w:customStyle="1">
     <w:name w:val="Body Text Char"/>
     <w:basedOn w:val="DefaultParagraphFont"/>
     <w:link w:val="BodyText"/>
     <w:uiPriority w:val="1"/>
     <w:rsid w:val="00BB0654"/>
     <w:rPr>
-      <w:rFonts w:ascii="Times New Roman" w:eastAsia="Times New Roman" w:hAnsi="Times New Roman" w:cs="Times New Roman"/>
+      <w:rFonts w:ascii="Times New Roman" w:hAnsi="Times New Roman" w:eastAsia="Times New Roman" w:cs="Times New Roman"/>
       <w:lang w:val="en-US"/>
     </w:rPr>
   </w:style>
-  <w:style w:type="paragraph" w:customStyle="1" w:styleId="Els-body-text">
+  <w:style w:type="paragraph" w:styleId="Els-body-text" w:customStyle="1">
     <w:name w:val="Els-body-text"/>
     <w:rsid w:val="00BB0654"/>
     <w:pPr>
@@ -10199,13 +10204,13 @@
       <w:jc w:val="both"/>
     </w:pPr>
     <w:rPr>
-      <w:rFonts w:ascii="Times New Roman" w:eastAsia="SimSun" w:hAnsi="Times New Roman" w:cs="Times New Roman"/>
+      <w:rFonts w:ascii="Times New Roman" w:hAnsi="Times New Roman" w:eastAsia="SimSun" w:cs="Times New Roman"/>
       <w:sz w:val="20"/>
       <w:szCs w:val="20"/>
       <w:lang w:val="en-US" w:eastAsia="de-DE"/>
     </w:rPr>
   </w:style>
-  <w:style w:type="paragraph" w:customStyle="1" w:styleId="Els-1storder-head">
+  <w:style w:type="paragraph" w:styleId="Els-1storder-head" w:customStyle="1">
     <w:name w:val="Els-1storder-head"/>
     <w:next w:val="Els-body-text"/>
     <w:rsid w:val="00BB0654"/>
@@ -10218,14 +10223,14 @@
       <w:spacing w:before="480" w:after="240" w:line="240" w:lineRule="exact"/>
     </w:pPr>
     <w:rPr>
-      <w:rFonts w:ascii="Times New Roman" w:eastAsia="SimSun" w:hAnsi="Times New Roman" w:cs="Times New Roman"/>
+      <w:rFonts w:ascii="Times New Roman" w:hAnsi="Times New Roman" w:eastAsia="SimSun" w:cs="Times New Roman"/>
       <w:b/>
       <w:sz w:val="20"/>
       <w:szCs w:val="20"/>
       <w:lang w:val="en-US" w:eastAsia="de-DE"/>
     </w:rPr>
   </w:style>
-  <w:style w:type="paragraph" w:customStyle="1" w:styleId="MDPI52figure">
+  <w:style w:type="paragraph" w:styleId="MDPI52figure" w:customStyle="1">
     <w:name w:val="MDPI_5.2_figure"/>
     <w:qFormat/>
     <w:rsid w:val="00BB0654"/>
@@ -10236,7 +10241,7 @@
       <w:jc w:val="center"/>
     </w:pPr>
     <w:rPr>
-      <w:rFonts w:ascii="Palatino Linotype" w:eastAsia="Times New Roman" w:hAnsi="Palatino Linotype" w:cs="Times New Roman"/>
+      <w:rFonts w:ascii="Palatino Linotype" w:hAnsi="Palatino Linotype" w:eastAsia="Times New Roman" w:cs="Times New Roman"/>
       <w:snapToGrid w:val="0"/>
       <w:color w:val="000000"/>
       <w:sz w:val="20"/>
@@ -10244,7 +10249,7 @@
       <w:lang w:val="en-US" w:eastAsia="de-DE" w:bidi="en-US"/>
     </w:rPr>
   </w:style>
-  <w:style w:type="paragraph" w:customStyle="1" w:styleId="MDPI42tablebody">
+  <w:style w:type="paragraph" w:styleId="MDPI42tablebody" w:customStyle="1">
     <w:name w:val="MDPI_4.2_table_body"/>
     <w:qFormat/>
     <w:rsid w:val="00BB0654"/>
@@ -10255,7 +10260,7 @@
       <w:jc w:val="center"/>
     </w:pPr>
     <w:rPr>
-      <w:rFonts w:ascii="Palatino Linotype" w:eastAsia="Times New Roman" w:hAnsi="Palatino Linotype" w:cs="Times New Roman"/>
+      <w:rFonts w:ascii="Palatino Linotype" w:hAnsi="Palatino Linotype" w:eastAsia="Times New Roman" w:cs="Times New Roman"/>
       <w:snapToGrid w:val="0"/>
       <w:color w:val="000000"/>
       <w:sz w:val="20"/>
@@ -10263,7 +10268,7 @@
       <w:lang w:val="en-US" w:eastAsia="de-DE" w:bidi="en-US"/>
     </w:rPr>
   </w:style>
-  <w:style w:type="paragraph" w:customStyle="1" w:styleId="MDPI51figurecaption">
+  <w:style w:type="paragraph" w:styleId="MDPI51figurecaption" w:customStyle="1">
     <w:name w:val="MDPI_5.1_figure_caption"/>
     <w:qFormat/>
     <w:rsid w:val="00BB0654"/>
@@ -10275,14 +10280,14 @@
       <w:jc w:val="both"/>
     </w:pPr>
     <w:rPr>
-      <w:rFonts w:ascii="Palatino Linotype" w:eastAsia="Times New Roman" w:hAnsi="Palatino Linotype" w:cs="Times New Roman"/>
+      <w:rFonts w:ascii="Palatino Linotype" w:hAnsi="Palatino Linotype" w:eastAsia="Times New Roman" w:cs="Times New Roman"/>
       <w:color w:val="000000"/>
       <w:sz w:val="18"/>
       <w:szCs w:val="20"/>
       <w:lang w:val="en-US" w:eastAsia="de-DE" w:bidi="en-US"/>
     </w:rPr>
   </w:style>
-  <w:style w:type="paragraph" w:customStyle="1" w:styleId="MDPI41tablecaption">
+  <w:style w:type="paragraph" w:styleId="MDPI41tablecaption" w:customStyle="1">
     <w:name w:val="MDPI_4.1_table_caption"/>
     <w:qFormat/>
     <w:rsid w:val="00BB0654"/>
@@ -10294,13 +10299,13 @@
       <w:jc w:val="both"/>
     </w:pPr>
     <w:rPr>
-      <w:rFonts w:ascii="Palatino Linotype" w:eastAsia="Times New Roman" w:hAnsi="Palatino Linotype" w:cs="Cordia New"/>
+      <w:rFonts w:ascii="Palatino Linotype" w:hAnsi="Palatino Linotype" w:eastAsia="Times New Roman" w:cs="Cordia New"/>
       <w:color w:val="000000"/>
       <w:sz w:val="18"/>
       <w:lang w:val="en-US" w:eastAsia="de-DE" w:bidi="en-US"/>
     </w:rPr>
   </w:style>
-  <w:style w:type="paragraph" w:customStyle="1" w:styleId="MDPI39equation">
+  <w:style w:type="paragraph" w:styleId="MDPI39equation" w:customStyle="1">
     <w:name w:val="MDPI_3.9_equation"/>
     <w:qFormat/>
     <w:rsid w:val="00BB0654"/>
@@ -10312,14 +10317,14 @@
       <w:jc w:val="center"/>
     </w:pPr>
     <w:rPr>
-      <w:rFonts w:ascii="Palatino Linotype" w:eastAsia="Times New Roman" w:hAnsi="Palatino Linotype" w:cs="Times New Roman"/>
+      <w:rFonts w:ascii="Palatino Linotype" w:hAnsi="Palatino Linotype" w:eastAsia="Times New Roman" w:cs="Times New Roman"/>
       <w:snapToGrid w:val="0"/>
       <w:color w:val="000000"/>
       <w:sz w:val="20"/>
       <w:lang w:val="en-US" w:eastAsia="de-DE" w:bidi="en-US"/>
     </w:rPr>
   </w:style>
-  <w:style w:type="paragraph" w:customStyle="1" w:styleId="MDPI3aequationnumber">
+  <w:style w:type="paragraph" w:styleId="MDPI3aequationnumber" w:customStyle="1">
     <w:name w:val="MDPI_3.a_equation_number"/>
     <w:qFormat/>
     <w:rsid w:val="00BB0654"/>
@@ -10328,14 +10333,14 @@
       <w:jc w:val="right"/>
     </w:pPr>
     <w:rPr>
-      <w:rFonts w:ascii="Palatino Linotype" w:eastAsia="Times New Roman" w:hAnsi="Palatino Linotype" w:cs="Times New Roman"/>
+      <w:rFonts w:ascii="Palatino Linotype" w:hAnsi="Palatino Linotype" w:eastAsia="Times New Roman" w:cs="Times New Roman"/>
       <w:snapToGrid w:val="0"/>
       <w:color w:val="000000"/>
       <w:sz w:val="20"/>
       <w:lang w:val="en-US" w:eastAsia="de-DE" w:bidi="en-US"/>
     </w:rPr>
   </w:style>
-  <w:style w:type="paragraph" w:customStyle="1" w:styleId="MDPI71References">
+  <w:style w:type="paragraph" w:styleId="MDPI71References" w:customStyle="1">
     <w:name w:val="MDPI_7.1_References"/>
     <w:qFormat/>
     <w:rsid w:val="00BB0654"/>
@@ -10349,7 +10354,7 @@
       <w:jc w:val="both"/>
     </w:pPr>
     <w:rPr>
-      <w:rFonts w:ascii="Palatino Linotype" w:eastAsia="Times New Roman" w:hAnsi="Palatino Linotype" w:cs="Times New Roman"/>
+      <w:rFonts w:ascii="Palatino Linotype" w:hAnsi="Palatino Linotype" w:eastAsia="Times New Roman" w:cs="Times New Roman"/>
       <w:color w:val="000000"/>
       <w:sz w:val="18"/>
       <w:szCs w:val="20"/>
@@ -10370,14 +10375,14 @@
       </w:tabs>
     </w:pPr>
   </w:style>
-  <w:style w:type="character" w:customStyle="1" w:styleId="HeaderChar">
+  <w:style w:type="character" w:styleId="HeaderChar" w:customStyle="1">
     <w:name w:val="Header Char"/>
     <w:basedOn w:val="DefaultParagraphFont"/>
     <w:link w:val="Header"/>
     <w:uiPriority w:val="99"/>
     <w:rsid w:val="00BB0654"/>
     <w:rPr>
-      <w:rFonts w:ascii="Times New Roman" w:eastAsia="SimSun" w:hAnsi="Times New Roman" w:cs="Times New Roman"/>
+      <w:rFonts w:ascii="Times New Roman" w:hAnsi="Times New Roman" w:eastAsia="SimSun" w:cs="Times New Roman"/>
       <w:sz w:val="20"/>
       <w:szCs w:val="20"/>
       <w:lang w:val="en-GB" w:eastAsia="de-DE"/>
@@ -10397,14 +10402,14 @@
       </w:tabs>
     </w:pPr>
   </w:style>
-  <w:style w:type="character" w:customStyle="1" w:styleId="FooterChar">
+  <w:style w:type="character" w:styleId="FooterChar" w:customStyle="1">
     <w:name w:val="Footer Char"/>
     <w:basedOn w:val="DefaultParagraphFont"/>
     <w:link w:val="Footer"/>
     <w:uiPriority w:val="99"/>
     <w:rsid w:val="00BB0654"/>
     <w:rPr>
-      <w:rFonts w:ascii="Times New Roman" w:eastAsia="SimSun" w:hAnsi="Times New Roman" w:cs="Times New Roman"/>
+      <w:rFonts w:ascii="Times New Roman" w:hAnsi="Times New Roman" w:eastAsia="SimSun" w:cs="Times New Roman"/>
       <w:sz w:val="20"/>
       <w:szCs w:val="20"/>
       <w:lang w:val="en-GB" w:eastAsia="de-DE"/>
@@ -10424,7 +10429,7 @@
     </w:tblPr>
     <w:tblStylePr w:type="firstRow">
       <w:rPr>
-        <w:rFonts w:asciiTheme="majorHAnsi" w:eastAsiaTheme="majorEastAsia" w:hAnsiTheme="majorHAnsi" w:cstheme="majorBidi"/>
+        <w:rFonts w:asciiTheme="majorHAnsi" w:hAnsiTheme="majorHAnsi" w:eastAsiaTheme="majorEastAsia" w:cstheme="majorBidi"/>
         <w:i/>
         <w:iCs/>
         <w:sz w:val="26"/>
@@ -10432,14 +10437,14 @@
       <w:tblPr/>
       <w:tcPr>
         <w:tcBorders>
-          <w:bottom w:val="single" w:sz="4" w:space="0" w:color="7F7F7F" w:themeColor="text1" w:themeTint="80"/>
+          <w:bottom w:val="single" w:color="7F7F7F" w:themeColor="text1" w:themeTint="80" w:sz="4" w:space="0"/>
         </w:tcBorders>
         <w:shd w:val="clear" w:color="auto" w:fill="FFFFFF" w:themeFill="background1"/>
       </w:tcPr>
     </w:tblStylePr>
     <w:tblStylePr w:type="lastRow">
       <w:rPr>
-        <w:rFonts w:asciiTheme="majorHAnsi" w:eastAsiaTheme="majorEastAsia" w:hAnsiTheme="majorHAnsi" w:cstheme="majorBidi"/>
+        <w:rFonts w:asciiTheme="majorHAnsi" w:hAnsiTheme="majorHAnsi" w:eastAsiaTheme="majorEastAsia" w:cstheme="majorBidi"/>
         <w:i/>
         <w:iCs/>
         <w:sz w:val="26"/>
@@ -10447,7 +10452,7 @@
       <w:tblPr/>
       <w:tcPr>
         <w:tcBorders>
-          <w:top w:val="single" w:sz="4" w:space="0" w:color="7F7F7F" w:themeColor="text1" w:themeTint="80"/>
+          <w:top w:val="single" w:color="7F7F7F" w:themeColor="text1" w:themeTint="80" w:sz="4" w:space="0"/>
         </w:tcBorders>
         <w:shd w:val="clear" w:color="auto" w:fill="FFFFFF" w:themeFill="background1"/>
       </w:tcPr>
@@ -10457,7 +10462,7 @@
         <w:jc w:val="right"/>
       </w:pPr>
       <w:rPr>
-        <w:rFonts w:asciiTheme="majorHAnsi" w:eastAsiaTheme="majorEastAsia" w:hAnsiTheme="majorHAnsi" w:cstheme="majorBidi"/>
+        <w:rFonts w:asciiTheme="majorHAnsi" w:hAnsiTheme="majorHAnsi" w:eastAsiaTheme="majorEastAsia" w:cstheme="majorBidi"/>
         <w:i/>
         <w:iCs/>
         <w:sz w:val="26"/>
@@ -10465,14 +10470,14 @@
       <w:tblPr/>
       <w:tcPr>
         <w:tcBorders>
-          <w:right w:val="single" w:sz="4" w:space="0" w:color="7F7F7F" w:themeColor="text1" w:themeTint="80"/>
+          <w:right w:val="single" w:color="7F7F7F" w:themeColor="text1" w:themeTint="80" w:sz="4" w:space="0"/>
         </w:tcBorders>
         <w:shd w:val="clear" w:color="auto" w:fill="FFFFFF" w:themeFill="background1"/>
       </w:tcPr>
     </w:tblStylePr>
     <w:tblStylePr w:type="lastCol">
       <w:rPr>
-        <w:rFonts w:asciiTheme="majorHAnsi" w:eastAsiaTheme="majorEastAsia" w:hAnsiTheme="majorHAnsi" w:cstheme="majorBidi"/>
+        <w:rFonts w:asciiTheme="majorHAnsi" w:hAnsiTheme="majorHAnsi" w:eastAsiaTheme="majorEastAsia" w:cstheme="majorBidi"/>
         <w:i/>
         <w:iCs/>
         <w:sz w:val="26"/>
@@ -10480,7 +10485,7 @@
       <w:tblPr/>
       <w:tcPr>
         <w:tcBorders>
-          <w:left w:val="single" w:sz="4" w:space="0" w:color="7F7F7F" w:themeColor="text1" w:themeTint="80"/>
+          <w:left w:val="single" w:color="7F7F7F" w:themeColor="text1" w:themeTint="80" w:sz="4" w:space="0"/>
         </w:tcBorders>
         <w:shd w:val="clear" w:color="auto" w:fill="FFFFFF" w:themeFill="background1"/>
       </w:tcPr>
@@ -10534,7 +10539,7 @@
 </file>
 
 <file path=word/theme/theme1.xml><?xml version="1.0" encoding="utf-8"?>
-<a:theme xmlns:a="http://schemas.openxmlformats.org/drawingml/2006/main" name="Тема Office">
+<a:theme xmlns:a="http://schemas.openxmlformats.org/drawingml/2006/main" xmlns:thm15="http://schemas.microsoft.com/office/thememl/2012/main" name="Тема Office">
   <a:themeElements>
     <a:clrScheme name="Стандартная">
       <a:dk1>
